--- a/docs/escopo-projeto.docx
+++ b/docs/escopo-projeto.docx
@@ -313,7 +313,6 @@
 Gustavo Mariano Carvalho - RGM 47720689
 Felipe Fragoso - RGM 1747539101
 Jihady Nikuluz Cardoso - RGM 47560789
-Breno Santos Costa - RGM 47770473
 Kaue Cândido Alberti - RGM 47556668</w:t>
             </w:r>
           </w:p>
@@ -3647,7 +3646,7 @@
                 <w:sz w:val="20"/>
                 <w:szCs w:val="20"/>
               </w:rPr>
-              <w:t xml:space="preserve">Breno Santos Costa</w:t>
+              <w:t xml:space="preserve">Kaue Cândido Alberti (noticias.html) e Felipe Fragoso (contato.html)</w:t>
             </w:r>
           </w:p>
         </w:tc>
@@ -3939,7 +3938,7 @@
           <w:sz w:val="18"/>
           <w:szCs w:val="18"/>
         </w:rPr>
-        <w:t xml:space="preserve">Divisão sugerida pela ordem da lista de integrantes - a equipe pode reorganizar conforme disponibilidade de cada um.</w:t>
+        <w:t xml:space="preserve">Divisão sugerida pela ordem da lista de integrantes. Com a saída de um integrante, a etapa 5 foi dividida entre Kaue Cândido Alberti e Felipe Fragoso - a equipe pode reorganizar conforme disponibilidade de cada um.</w:t>
       </w:r>
     </w:p>
     <w:p>
